--- a/courts/eighth-circuit/nebraska/state/supreme-court/brief-on-the-merits/usage/OUTPUT-brief-on-the-merits.docx
+++ b/courts/eighth-circuit/nebraska/state/supreme-court/brief-on-the-merits/usage/OUTPUT-brief-on-the-merits.docx
@@ -41,9 +41,7 @@
           <w:b/>
           <w:bCs/>
         </w:rPr>
-        <w:t xml:space="preserve">23</w:t>
-        <w:noBreakHyphen/>
-        <w:t xml:space="preserve">644</w:t>
+        <w:t xml:space="preserve">23-⁠644</w:t>
       </w:r>
     </w:p>
     <w:p>
@@ -897,9 +895,7 @@
         <w:t xml:space="preserve"> </w:t>
       </w:r>
       <w:r>
-        <w:t xml:space="preserve">23</w:t>
-        <w:noBreakHyphen/>
-        <w:t xml:space="preserve">1820,</w:t>
+        <w:t xml:space="preserve">23-⁠1820,</w:t>
       </w:r>
       <w:r>
         <w:t xml:space="preserve"> </w:t>
@@ -1322,9 +1318,7 @@
         <w:t xml:space="preserve"> </w:t>
       </w:r>
       <w:r>
-        <w:t xml:space="preserve">476</w:t>
-        <w:noBreakHyphen/>
-        <w:t xml:space="preserve">8091</w:t>
+        <w:t xml:space="preserve">476-⁠8091</w:t>
       </w:r>
     </w:p>
     <w:p>
@@ -8119,7 +8113,7 @@
         <w:tab/>
       </w:r>
       <w:r>
-        <w:t xml:space="preserve">14</w:t>
+        <w:t xml:space="preserve">15</w:t>
       </w:r>
     </w:p>
     <w:p>
@@ -8347,9 +8341,7 @@
         <w:t xml:space="preserve"> </w:t>
       </w:r>
       <w:r>
-        <w:t xml:space="preserve">25</w:t>
-        <w:noBreakHyphen/>
-        <w:t xml:space="preserve">1334</w:t>
+        <w:t xml:space="preserve">25-⁠1334</w:t>
       </w:r>
       <w:r>
         <w:t xml:space="preserve">   </w:t>
@@ -8395,9 +8387,7 @@
         <w:t xml:space="preserve"> </w:t>
       </w:r>
       <w:r>
-        <w:t xml:space="preserve">25</w:t>
-        <w:noBreakHyphen/>
-        <w:t xml:space="preserve">1911</w:t>
+        <w:t xml:space="preserve">25-⁠1911</w:t>
       </w:r>
       <w:r>
         <w:t xml:space="preserve">   </w:t>
@@ -8443,9 +8433,7 @@
         <w:t xml:space="preserve"> </w:t>
       </w:r>
       <w:r>
-        <w:t xml:space="preserve">27</w:t>
-        <w:noBreakHyphen/>
-        <w:t xml:space="preserve">402</w:t>
+        <w:t xml:space="preserve">27-⁠402</w:t>
       </w:r>
       <w:r>
         <w:t xml:space="preserve">   </w:t>
@@ -8491,9 +8479,7 @@
         <w:t xml:space="preserve"> </w:t>
       </w:r>
       <w:r>
-        <w:t xml:space="preserve">27</w:t>
-        <w:noBreakHyphen/>
-        <w:t xml:space="preserve">602</w:t>
+        <w:t xml:space="preserve">27-⁠602</w:t>
       </w:r>
       <w:r>
         <w:t xml:space="preserve">   </w:t>
@@ -8539,9 +8525,7 @@
         <w:t xml:space="preserve"> </w:t>
       </w:r>
       <w:r>
-        <w:t xml:space="preserve">27</w:t>
-        <w:noBreakHyphen/>
-        <w:t xml:space="preserve">801</w:t>
+        <w:t xml:space="preserve">27-⁠801</w:t>
       </w:r>
       <w:r>
         <w:t xml:space="preserve">   </w:t>
@@ -8587,9 +8571,7 @@
         <w:t xml:space="preserve"> </w:t>
       </w:r>
       <w:r>
-        <w:t xml:space="preserve">27</w:t>
-        <w:noBreakHyphen/>
-        <w:t xml:space="preserve">802</w:t>
+        <w:t xml:space="preserve">27-⁠802</w:t>
       </w:r>
       <w:r>
         <w:t xml:space="preserve">   </w:t>
@@ -8635,9 +8617,7 @@
         <w:t xml:space="preserve"> </w:t>
       </w:r>
       <w:r>
-        <w:t xml:space="preserve">38</w:t>
-        <w:noBreakHyphen/>
-        <w:t xml:space="preserve">182</w:t>
+        <w:t xml:space="preserve">38-⁠182</w:t>
       </w:r>
       <w:r>
         <w:t xml:space="preserve">   </w:t>
@@ -8683,9 +8663,7 @@
         <w:t xml:space="preserve"> </w:t>
       </w:r>
       <w:r>
-        <w:t xml:space="preserve">38</w:t>
-        <w:noBreakHyphen/>
-        <w:t xml:space="preserve">196</w:t>
+        <w:t xml:space="preserve">38-⁠196</w:t>
       </w:r>
       <w:r>
         <w:t xml:space="preserve">   </w:t>
@@ -8731,9 +8709,7 @@
         <w:t xml:space="preserve"> </w:t>
       </w:r>
       <w:r>
-        <w:t xml:space="preserve">38</w:t>
-        <w:noBreakHyphen/>
-        <w:t xml:space="preserve">198</w:t>
+        <w:t xml:space="preserve">38-⁠198</w:t>
       </w:r>
       <w:r>
         <w:t xml:space="preserve">   </w:t>
@@ -8779,9 +8755,7 @@
         <w:t xml:space="preserve"> </w:t>
       </w:r>
       <w:r>
-        <w:t xml:space="preserve">38</w:t>
-        <w:noBreakHyphen/>
-        <w:t xml:space="preserve">1,118</w:t>
+        <w:t xml:space="preserve">38-⁠1,118</w:t>
       </w:r>
       <w:r>
         <w:t xml:space="preserve">   </w:t>
@@ -8827,9 +8801,7 @@
         <w:t xml:space="preserve"> </w:t>
       </w:r>
       <w:r>
-        <w:t xml:space="preserve">38</w:t>
-        <w:noBreakHyphen/>
-        <w:t xml:space="preserve">192</w:t>
+        <w:t xml:space="preserve">38-⁠192</w:t>
       </w:r>
       <w:r>
         <w:t xml:space="preserve">   </w:t>
@@ -8875,9 +8847,7 @@
         <w:t xml:space="preserve"> </w:t>
       </w:r>
       <w:r>
-        <w:t xml:space="preserve">38</w:t>
-        <w:noBreakHyphen/>
-        <w:t xml:space="preserve">193</w:t>
+        <w:t xml:space="preserve">38-⁠193</w:t>
       </w:r>
       <w:r>
         <w:t xml:space="preserve">   </w:t>
@@ -8923,9 +8893,7 @@
         <w:t xml:space="preserve"> </w:t>
       </w:r>
       <w:r>
-        <w:t xml:space="preserve">71</w:t>
-        <w:noBreakHyphen/>
-        <w:t xml:space="preserve">201</w:t>
+        <w:t xml:space="preserve">71-⁠201</w:t>
       </w:r>
       <w:r>
         <w:t xml:space="preserve">   </w:t>
@@ -8971,9 +8939,7 @@
         <w:t xml:space="preserve"> </w:t>
       </w:r>
       <w:r>
-        <w:t xml:space="preserve">71</w:t>
-        <w:noBreakHyphen/>
-        <w:t xml:space="preserve">448</w:t>
+        <w:t xml:space="preserve">71-⁠448</w:t>
       </w:r>
       <w:r>
         <w:t xml:space="preserve">   </w:t>
@@ -9019,9 +8985,7 @@
         <w:t xml:space="preserve"> </w:t>
       </w:r>
       <w:r>
-        <w:t xml:space="preserve">71</w:t>
-        <w:noBreakHyphen/>
-        <w:t xml:space="preserve">1355</w:t>
+        <w:t xml:space="preserve">71-⁠1355</w:t>
       </w:r>
       <w:r>
         <w:t xml:space="preserve">   </w:t>
@@ -9067,9 +9031,7 @@
         <w:t xml:space="preserve"> </w:t>
       </w:r>
       <w:r>
-        <w:t xml:space="preserve">71</w:t>
-        <w:noBreakHyphen/>
-        <w:t xml:space="preserve">2432</w:t>
+        <w:t xml:space="preserve">71-⁠2432</w:t>
       </w:r>
       <w:r>
         <w:t xml:space="preserve">   </w:t>
@@ -9115,9 +9077,7 @@
         <w:t xml:space="preserve"> </w:t>
       </w:r>
       <w:r>
-        <w:t xml:space="preserve">71</w:t>
-        <w:noBreakHyphen/>
-        <w:t xml:space="preserve">3201</w:t>
+        <w:t xml:space="preserve">71-⁠3201</w:t>
       </w:r>
       <w:r>
         <w:t xml:space="preserve">   </w:t>
@@ -9163,9 +9123,7 @@
         <w:t xml:space="preserve"> </w:t>
       </w:r>
       <w:r>
-        <w:t xml:space="preserve">71</w:t>
-        <w:noBreakHyphen/>
-        <w:t xml:space="preserve">6401</w:t>
+        <w:t xml:space="preserve">71-⁠6401</w:t>
       </w:r>
       <w:r>
         <w:t xml:space="preserve">   </w:t>
@@ -9211,9 +9169,7 @@
         <w:t xml:space="preserve"> </w:t>
       </w:r>
       <w:r>
-        <w:t xml:space="preserve">71</w:t>
-        <w:noBreakHyphen/>
-        <w:t xml:space="preserve">6912</w:t>
+        <w:t xml:space="preserve">71-⁠6912</w:t>
       </w:r>
       <w:r>
         <w:t xml:space="preserve">   </w:t>
@@ -9259,9 +9215,7 @@
         <w:t xml:space="preserve"> </w:t>
       </w:r>
       <w:r>
-        <w:t xml:space="preserve">71</w:t>
-        <w:noBreakHyphen/>
-        <w:t xml:space="preserve">6917</w:t>
+        <w:t xml:space="preserve">71-⁠6917</w:t>
       </w:r>
       <w:r>
         <w:t xml:space="preserve">   </w:t>
@@ -9307,9 +9261,7 @@
         <w:t xml:space="preserve"> </w:t>
       </w:r>
       <w:r>
-        <w:t xml:space="preserve">71</w:t>
-        <w:noBreakHyphen/>
-        <w:t xml:space="preserve">7301</w:t>
+        <w:t xml:space="preserve">71-⁠7301</w:t>
       </w:r>
       <w:r>
         <w:t xml:space="preserve">   </w:t>
@@ -9355,9 +9307,7 @@
         <w:t xml:space="preserve"> </w:t>
       </w:r>
       <w:r>
-        <w:t xml:space="preserve">71</w:t>
-        <w:noBreakHyphen/>
-        <w:t xml:space="preserve">7307</w:t>
+        <w:t xml:space="preserve">71-⁠7307</w:t>
       </w:r>
       <w:r>
         <w:t xml:space="preserve">   </w:t>
@@ -9431,9 +9381,7 @@
         <w:t xml:space="preserve"> </w:t>
       </w:r>
       <w:r>
-        <w:t xml:space="preserve">2</w:t>
-        <w:noBreakHyphen/>
-        <w:t xml:space="preserve">103(A)⁠(5).</w:t>
+        <w:t xml:space="preserve">2-⁠103(A)⁠(5).</w:t>
       </w:r>
       <w:r>
         <w:t xml:space="preserve">   </w:t>
@@ -9485,9 +9433,7 @@
         <w:t xml:space="preserve"> </w:t>
       </w:r>
       <w:r>
-        <w:t xml:space="preserve">6</w:t>
-        <w:noBreakHyphen/>
-        <w:t xml:space="preserve">1112(b)</w:t>
+        <w:t xml:space="preserve">6-⁠1112(b)</w:t>
       </w:r>
       <w:r>
         <w:t xml:space="preserve">   </w:t>
@@ -10873,9 +10819,7 @@
         <w:t xml:space="preserve"> </w:t>
       </w:r>
       <w:r>
-        <w:t xml:space="preserve">https://​www.​wowt.​com/​2023/​05/​22/​gov-​pillen-​sign-​nebraskas</w:t>
-        <w:noBreakHyphen/>
-        <w:t xml:space="preserve">12-​week-​abortion-​ban-​trans-​youth-​care-​ban/</w:t>
+        <w:t xml:space="preserve">https://​www.​wowt.​com/​2023/​05/​22/​gov-​pillen-​sign-​nebraskas-⁠12-​week-​abortion-​ban-​trans-​youth-​care-​ban/</w:t>
       </w:r>
       <w:r>
         <w:t xml:space="preserve">   </w:t>
@@ -11116,13 +11060,7 @@
         <w:t xml:space="preserve"> </w:t>
       </w:r>
       <w:r>
-        <w:t xml:space="preserve">25</w:t>
-      </w:r>
-      <w:r>
-        <w:noBreakHyphen/>
-      </w:r>
-      <w:r>
-        <w:t xml:space="preserve">1912, and involves a state statute’s constitutionality,</w:t>
+        <w:t xml:space="preserve">25-⁠1912, and involves a state statute’s constitutionality,</w:t>
       </w:r>
       <w:r>
         <w:t xml:space="preserve"> </w:t>
@@ -12025,13 +11963,7 @@
         <w:t xml:space="preserve"> </w:t>
       </w:r>
       <w:r>
-        <w:t xml:space="preserve">38</w:t>
-      </w:r>
-      <w:r>
-        <w:noBreakHyphen/>
-      </w:r>
-      <w:r>
-        <w:t xml:space="preserve">193(3));</w:t>
+        <w:t xml:space="preserve">38-⁠193(3));</w:t>
       </w:r>
       <w:r>
         <w:t xml:space="preserve"> </w:t>
@@ -12043,37 +11975,19 @@
         <w:t xml:space="preserve"> </w:t>
       </w:r>
       <w:r>
-        <w:t xml:space="preserve">38</w:t>
-      </w:r>
-      <w:r>
-        <w:noBreakHyphen/>
-      </w:r>
-      <w:r>
-        <w:t xml:space="preserve">196(2),</w:t>
-      </w:r>
-      <w:r>
-        <w:t xml:space="preserve"> </w:t>
-      </w:r>
-      <w:r>
-        <w:t xml:space="preserve">38</w:t>
-      </w:r>
-      <w:r>
-        <w:noBreakHyphen/>
-      </w:r>
-      <w:r>
-        <w:t xml:space="preserve">198,</w:t>
-      </w:r>
-      <w:r>
-        <w:t xml:space="preserve"> </w:t>
-      </w:r>
-      <w:r>
-        <w:t xml:space="preserve">71</w:t>
-      </w:r>
-      <w:r>
-        <w:noBreakHyphen/>
-      </w:r>
-      <w:r>
-        <w:t xml:space="preserve">448(2).</w:t>
+        <w:t xml:space="preserve">38-⁠196(2),</w:t>
+      </w:r>
+      <w:r>
+        <w:t xml:space="preserve"> </w:t>
+      </w:r>
+      <w:r>
+        <w:t xml:space="preserve">38-⁠198,</w:t>
+      </w:r>
+      <w:r>
+        <w:t xml:space="preserve"> </w:t>
+      </w:r>
+      <w:r>
+        <w:t xml:space="preserve">71-⁠448(2).</w:t>
       </w:r>
     </w:p>
     <w:p>
@@ -12558,13 +12472,7 @@
         <w:t xml:space="preserve"> </w:t>
       </w:r>
       <w:r>
-        <w:t xml:space="preserve">27</w:t>
-      </w:r>
-      <w:r>
-        <w:noBreakHyphen/>
-      </w:r>
-      <w:r>
-        <w:t xml:space="preserve">802.</w:t>
+        <w:t xml:space="preserve">27-⁠802.</w:t>
       </w:r>
     </w:p>
     <w:p>
@@ -13343,13 +13251,7 @@
         <w:t xml:space="preserve"> </w:t>
       </w:r>
       <w:r>
-        <w:t xml:space="preserve">38</w:t>
-      </w:r>
-      <w:r>
-        <w:noBreakHyphen/>
-      </w:r>
-      <w:r>
-        <w:t xml:space="preserve">198.</w:t>
+        <w:t xml:space="preserve">38-⁠198.</w:t>
       </w:r>
     </w:p>
     <w:p>
@@ -14136,13 +14038,7 @@
         <w:t xml:space="preserve"> </w:t>
       </w:r>
       <w:r>
-        <w:t xml:space="preserve">71</w:t>
-      </w:r>
-      <w:r>
-        <w:noBreakHyphen/>
-      </w:r>
-      <w:r>
-        <w:t xml:space="preserve">448(2).</w:t>
+        <w:t xml:space="preserve">71-⁠448(2).</w:t>
       </w:r>
       <w:r>
         <w:t xml:space="preserve"> </w:t>
@@ -14838,25 +14734,13 @@
         <w:t xml:space="preserve"> </w:t>
       </w:r>
       <w:r>
-        <w:t xml:space="preserve">38</w:t>
-      </w:r>
-      <w:r>
-        <w:noBreakHyphen/>
-      </w:r>
-      <w:r>
-        <w:t xml:space="preserve">196(4),</w:t>
-      </w:r>
-      <w:r>
-        <w:t xml:space="preserve"> </w:t>
-      </w:r>
-      <w:r>
-        <w:t xml:space="preserve">38</w:t>
-      </w:r>
-      <w:r>
-        <w:noBreakHyphen/>
-      </w:r>
-      <w:r>
-        <w:t xml:space="preserve">198).</w:t>
+        <w:t xml:space="preserve">38-⁠196(4),</w:t>
+      </w:r>
+      <w:r>
+        <w:t xml:space="preserve"> </w:t>
+      </w:r>
+      <w:r>
+        <w:t xml:space="preserve">38-⁠198).</w:t>
       </w:r>
       <w:r>
         <w:t xml:space="preserve"> </w:t>
@@ -15027,13 +14911,7 @@
         <w:t xml:space="preserve">Gov. Pillen Signs Nebraska’s 12-week Abortion Ban, Trans Youth Care Ban</w:t>
       </w:r>
       <w:r>
-        <w:t xml:space="preserve">, WOWT (May 22, 2023 12:33 PM), https://​www.​wowt.​com/​2023/​05/​22/​gov-​pillen-​sign-​nebraskas</w:t>
-      </w:r>
-      <w:r>
-        <w:noBreakHyphen/>
-      </w:r>
-      <w:r>
-        <w:t xml:space="preserve">12-​week-​abortion-​ban-​trans-​youth-​care-​ban/​.</w:t>
+        <w:t xml:space="preserve">, WOWT (May 22, 2023 12:33 PM), https://​www.​wowt.​com/​2023/​05/​22/​gov-​pillen-​sign-​nebraskas-⁠12-​week-​abortion-​ban-​trans-​youth-​care-​ban/​.</w:t>
       </w:r>
     </w:p>
     <w:p>
@@ -17847,13 +17725,7 @@
         <w:t xml:space="preserve"> </w:t>
       </w:r>
       <w:r>
-        <w:t xml:space="preserve">to 71</w:t>
-      </w:r>
-      <w:r>
-        <w:noBreakHyphen/>
-      </w:r>
-      <w:r>
-        <w:t xml:space="preserve">6917</w:t>
+        <w:t xml:space="preserve">to 71-⁠6917</w:t>
       </w:r>
       <w:r>
         <w:t xml:space="preserve"> </w:t>
@@ -17881,13 +17753,7 @@
         <w:t xml:space="preserve"> </w:t>
       </w:r>
       <w:r>
-        <w:t xml:space="preserve">to 71</w:t>
-      </w:r>
-      <w:r>
-        <w:noBreakHyphen/>
-      </w:r>
-      <w:r>
-        <w:t xml:space="preserve">7307</w:t>
+        <w:t xml:space="preserve">to 71-⁠7307</w:t>
       </w:r>
       <w:r>
         <w:t xml:space="preserve"> </w:t>
@@ -17915,49 +17781,25 @@
         <w:t xml:space="preserve"> </w:t>
       </w:r>
       <w:r>
-        <w:t xml:space="preserve">71</w:t>
-      </w:r>
-      <w:r>
-        <w:noBreakHyphen/>
-      </w:r>
-      <w:r>
-        <w:t xml:space="preserve">1355,</w:t>
-      </w:r>
-      <w:r>
-        <w:t xml:space="preserve"> </w:t>
-      </w:r>
-      <w:r>
-        <w:t xml:space="preserve">71</w:t>
-      </w:r>
-      <w:r>
-        <w:noBreakHyphen/>
-      </w:r>
-      <w:r>
-        <w:t xml:space="preserve">2432,</w:t>
-      </w:r>
-      <w:r>
-        <w:t xml:space="preserve"> </w:t>
-      </w:r>
-      <w:r>
-        <w:t xml:space="preserve">71</w:t>
-      </w:r>
-      <w:r>
-        <w:noBreakHyphen/>
-      </w:r>
-      <w:r>
-        <w:t xml:space="preserve">3201,</w:t>
-      </w:r>
-      <w:r>
-        <w:t xml:space="preserve"> </w:t>
-      </w:r>
-      <w:r>
-        <w:t xml:space="preserve">71</w:t>
-      </w:r>
-      <w:r>
-        <w:noBreakHyphen/>
-      </w:r>
-      <w:r>
-        <w:t xml:space="preserve">6401.</w:t>
+        <w:t xml:space="preserve">71-⁠1355,</w:t>
+      </w:r>
+      <w:r>
+        <w:t xml:space="preserve"> </w:t>
+      </w:r>
+      <w:r>
+        <w:t xml:space="preserve">71-⁠2432,</w:t>
+      </w:r>
+      <w:r>
+        <w:t xml:space="preserve"> </w:t>
+      </w:r>
+      <w:r>
+        <w:t xml:space="preserve">71-⁠3201,</w:t>
+      </w:r>
+      <w:r>
+        <w:t xml:space="preserve"> </w:t>
+      </w:r>
+      <w:r>
+        <w:t xml:space="preserve">71-⁠6401.</w:t>
       </w:r>
       <w:r>
         <w:t xml:space="preserve"> </w:t>
@@ -18481,13 +18323,7 @@
         <w:t xml:space="preserve"> </w:t>
       </w:r>
       <w:r>
-        <w:t xml:space="preserve">27</w:t>
-      </w:r>
-      <w:r>
-        <w:noBreakHyphen/>
-      </w:r>
-      <w:r>
-        <w:t xml:space="preserve">602.</w:t>
+        <w:t xml:space="preserve">27-⁠602.</w:t>
       </w:r>
       <w:r>
         <w:t xml:space="preserve"> </w:t>
@@ -19131,9 +18967,7 @@
               <w:t xml:space="preserve"> </w:t>
             </w:r>
             <w:r>
-              <w:t xml:space="preserve">476</w:t>
-              <w:noBreakHyphen/>
-              <w:t xml:space="preserve">8091</w:t>
+              <w:t xml:space="preserve">476-⁠8091</w:t>
             </w:r>
           </w:p>
           <w:p>
@@ -19351,9 +19185,7 @@
               <w:t xml:space="preserve"> </w:t>
             </w:r>
             <w:r>
-              <w:t xml:space="preserve">299</w:t>
-              <w:noBreakHyphen/>
-              <w:t xml:space="preserve">6664</w:t>
+              <w:t xml:space="preserve">299-⁠6664</w:t>
             </w:r>
           </w:p>
           <w:p>
@@ -19535,9 +19367,7 @@
               <w:t xml:space="preserve"> </w:t>
             </w:r>
             <w:r>
-              <w:t xml:space="preserve">675</w:t>
-              <w:noBreakHyphen/>
-              <w:t xml:space="preserve">2326</w:t>
+              <w:t xml:space="preserve">675-⁠2326</w:t>
             </w:r>
           </w:p>
           <w:p>
@@ -19679,9 +19509,7 @@
               <w:t xml:space="preserve"> </w:t>
             </w:r>
             <w:r>
-              <w:t xml:space="preserve">474</w:t>
-              <w:noBreakHyphen/>
-              <w:t xml:space="preserve">8000</w:t>
+              <w:t xml:space="preserve">474-⁠8000</w:t>
             </w:r>
           </w:p>
           <w:p>
@@ -20661,7 +20489,7 @@
     <w:qFormat/>
     <w:pPr>
       <w:keepLines/>
-      <w:spacing w:before="0" w:after="140" w:line="331" w:lineRule="exact"/>
+      <w:spacing w:before="46" w:after="140" w:line="331" w:lineRule="exact"/>
     </w:pPr>
     <w:rPr>
       <w:sz w:val="24"/>
